--- a/por/docx/010.content.docx
+++ b/por/docx/010.content.docx
@@ -452,9 +452,258 @@
     </w:p>
     <w:p>
       <w:r>
+        <w:t>&lt;image: None&gt;</w:t>
+      </w:r>
+    </w:p>
+    <w:p>
+      <w:pPr/>
+      <w:r>
+        <w:rPr>
+          <w:lang w:val="pt_PT" w:bidi="pt_PT"/>
+        </w:rPr>
+      </w:r>
+      <w:hyperlink r:id="rId17">
+        <w:r>
+          <w:rPr>
+            <w:lang w:val="pt_PT" w:bidi="pt_PT"/>
+          </w:rPr>
+          <w:rPr>
+            <w:color w:val="0000EE"/>
+            <w:u w:val="single"/>
+          </w:rPr>
+          <w:t>link</w:t>
+        </w:r>
+      </w:hyperlink>
+      <w:r>
+        <w:rPr>
+          <w:lang w:val="pt_PT" w:bidi="pt_PT"/>
+        </w:rPr>
+      </w:r>
+      <w:r>
+        <w:rPr>
+          <w:lang w:val="pt_PT" w:bidi="pt_PT"/>
+        </w:rPr>
+      </w:r>
+    </w:p>
+    <w:p>
+      <w:pPr/>
+      <w:r>
+        <w:rPr>
+          <w:lang w:val="pt_PT" w:bidi="pt_PT"/>
+        </w:rPr>
+      </w:r>
+    </w:p>
+    <w:p>
+      <w:pPr>
+        <w:pStyle w:val="Heading2"/>
+      </w:pPr>
+      <w:r>
+        <w:rPr>
+          <w:lang w:val="pt_PT" w:bidi="pt_PT"/>
+        </w:rPr>
+        <w:t>Jarro de água</w:t>
+      </w:r>
+      <w:r>
+        <w:rPr>
+          <w:lang w:val="pt_PT" w:bidi="pt_PT"/>
+        </w:rPr>
+      </w:r>
+    </w:p>
+    <w:p>
+      <w:pPr>
+        <w:pStyle w:val="Heading4"/>
+      </w:pPr>
+      <w:r>
+        <w:rPr>
+          <w:lang w:val="pt_PT" w:bidi="pt_PT"/>
+        </w:rPr>
+        <w:t>Image Content</w:t>
+      </w:r>
+      <w:r>
+        <w:rPr>
+          <w:lang w:val="pt_PT" w:bidi="pt_PT"/>
+        </w:rPr>
+      </w:r>
+    </w:p>
+    <w:p>
+      <w:pPr/>
+      <w:r>
+        <w:rPr>
+          <w:lang w:val="pt_PT" w:bidi="pt_PT"/>
+        </w:rPr>
+      </w:r>
+    </w:p>
+    <w:p>
+      <w:r>
+        <w:t>&lt;image: None&gt;</w:t>
+      </w:r>
+    </w:p>
+    <w:p>
+      <w:pPr/>
+      <w:r>
+        <w:rPr>
+          <w:lang w:val="pt_PT" w:bidi="pt_PT"/>
+        </w:rPr>
+      </w:r>
+      <w:hyperlink r:id="rId18">
+        <w:r>
+          <w:rPr>
+            <w:lang w:val="pt_PT" w:bidi="pt_PT"/>
+          </w:rPr>
+          <w:rPr>
+            <w:color w:val="0000EE"/>
+            <w:u w:val="single"/>
+          </w:rPr>
+          <w:t>link</w:t>
+        </w:r>
+      </w:hyperlink>
+      <w:r>
+        <w:rPr>
+          <w:lang w:val="pt_PT" w:bidi="pt_PT"/>
+        </w:rPr>
+      </w:r>
+      <w:r>
+        <w:rPr>
+          <w:lang w:val="pt_PT" w:bidi="pt_PT"/>
+        </w:rPr>
+      </w:r>
+    </w:p>
+    <w:p>
+      <w:pPr/>
+      <w:r>
+        <w:rPr>
+          <w:lang w:val="pt_PT" w:bidi="pt_PT"/>
+        </w:rPr>
+      </w:r>
+    </w:p>
+    <w:p>
+      <w:pPr>
+        <w:pStyle w:val="Heading2"/>
+      </w:pPr>
+      <w:r>
+        <w:rPr>
+          <w:lang w:val="pt_PT" w:bidi="pt_PT"/>
+        </w:rPr>
+        <w:t>Jarro de água</w:t>
+      </w:r>
+      <w:r>
+        <w:rPr>
+          <w:lang w:val="pt_PT" w:bidi="pt_PT"/>
+        </w:rPr>
+      </w:r>
+    </w:p>
+    <w:p>
+      <w:pPr>
+        <w:pStyle w:val="Heading4"/>
+      </w:pPr>
+      <w:r>
+        <w:rPr>
+          <w:lang w:val="pt_PT" w:bidi="pt_PT"/>
+        </w:rPr>
+        <w:t>Image Content</w:t>
+      </w:r>
+      <w:r>
+        <w:rPr>
+          <w:lang w:val="pt_PT" w:bidi="pt_PT"/>
+        </w:rPr>
+      </w:r>
+    </w:p>
+    <w:p>
+      <w:pPr/>
+      <w:r>
+        <w:rPr>
+          <w:lang w:val="pt_PT" w:bidi="pt_PT"/>
+        </w:rPr>
+      </w:r>
+    </w:p>
+    <w:p>
+      <w:r>
+        <w:t>&lt;image: None&gt;</w:t>
+      </w:r>
+    </w:p>
+    <w:p>
+      <w:pPr/>
+      <w:r>
+        <w:rPr>
+          <w:lang w:val="pt_PT" w:bidi="pt_PT"/>
+        </w:rPr>
+      </w:r>
+      <w:hyperlink r:id="rId19">
+        <w:r>
+          <w:rPr>
+            <w:lang w:val="pt_PT" w:bidi="pt_PT"/>
+          </w:rPr>
+          <w:rPr>
+            <w:color w:val="0000EE"/>
+            <w:u w:val="single"/>
+          </w:rPr>
+          <w:t>link</w:t>
+        </w:r>
+      </w:hyperlink>
+      <w:r>
+        <w:rPr>
+          <w:lang w:val="pt_PT" w:bidi="pt_PT"/>
+        </w:rPr>
+      </w:r>
+      <w:r>
+        <w:rPr>
+          <w:lang w:val="pt_PT" w:bidi="pt_PT"/>
+        </w:rPr>
+      </w:r>
+    </w:p>
+    <w:p>
+      <w:pPr/>
+      <w:r>
+        <w:rPr>
+          <w:lang w:val="pt_PT" w:bidi="pt_PT"/>
+        </w:rPr>
+      </w:r>
+    </w:p>
+    <w:p>
+      <w:pPr>
+        <w:pStyle w:val="Heading2"/>
+      </w:pPr>
+      <w:r>
+        <w:rPr>
+          <w:lang w:val="pt_PT" w:bidi="pt_PT"/>
+        </w:rPr>
+        <w:t>Jarro de água</w:t>
+      </w:r>
+      <w:r>
+        <w:rPr>
+          <w:lang w:val="pt_PT" w:bidi="pt_PT"/>
+        </w:rPr>
+      </w:r>
+    </w:p>
+    <w:p>
+      <w:pPr>
+        <w:pStyle w:val="Heading4"/>
+      </w:pPr>
+      <w:r>
+        <w:rPr>
+          <w:lang w:val="pt_PT" w:bidi="pt_PT"/>
+        </w:rPr>
+        <w:t>Image Content</w:t>
+      </w:r>
+      <w:r>
+        <w:rPr>
+          <w:lang w:val="pt_PT" w:bidi="pt_PT"/>
+        </w:rPr>
+      </w:r>
+    </w:p>
+    <w:p>
+      <w:pPr/>
+      <w:r>
+        <w:rPr>
+          <w:lang w:val="pt_PT" w:bidi="pt_PT"/>
+        </w:rPr>
+      </w:r>
+    </w:p>
+    <w:p>
+      <w:r>
         <w:drawing>
           <wp:inline xmlns:a="http://schemas.openxmlformats.org/drawingml/2006/main" xmlns:pic="http://schemas.openxmlformats.org/drawingml/2006/picture">
-            <wp:extent cx="6096000" cy="4066032"/>
+            <wp:extent cx="6096000" cy="4590288"/>
             <wp:docPr id="3" name="Picture 3"/>
             <wp:cNvGraphicFramePr>
               <a:graphicFrameLocks noChangeAspect="1"/>
@@ -467,7 +716,121 @@
                     <pic:cNvPicPr/>
                   </pic:nvPicPr>
                   <pic:blipFill>
-                    <a:blip r:embed="rId17"/>
+                    <a:blip r:embed="rId20"/>
+                    <a:stretch>
+                      <a:fillRect/>
+                    </a:stretch>
+                  </pic:blipFill>
+                  <pic:spPr>
+                    <a:xfrm>
+                      <a:off x="0" y="0"/>
+                      <a:ext cx="6096000" cy="4590288"/>
+                    </a:xfrm>
+                    <a:prstGeom prst="rect"/>
+                  </pic:spPr>
+                </pic:pic>
+              </a:graphicData>
+            </a:graphic>
+          </wp:inline>
+        </w:drawing>
+      </w:r>
+    </w:p>
+    <w:p>
+      <w:pPr/>
+      <w:r>
+        <w:rPr>
+          <w:lang w:val="pt_PT" w:bidi="pt_PT"/>
+        </w:rPr>
+      </w:r>
+      <w:hyperlink r:id="rId21">
+        <w:r>
+          <w:rPr>
+            <w:lang w:val="pt_PT" w:bidi="pt_PT"/>
+          </w:rPr>
+          <w:rPr>
+            <w:color w:val="0000EE"/>
+            <w:u w:val="single"/>
+          </w:rPr>
+          <w:t>link</w:t>
+        </w:r>
+      </w:hyperlink>
+      <w:r>
+        <w:rPr>
+          <w:lang w:val="pt_PT" w:bidi="pt_PT"/>
+        </w:rPr>
+      </w:r>
+      <w:r>
+        <w:rPr>
+          <w:lang w:val="pt_PT" w:bidi="pt_PT"/>
+        </w:rPr>
+      </w:r>
+    </w:p>
+    <w:p>
+      <w:pPr/>
+      <w:r>
+        <w:rPr>
+          <w:lang w:val="pt_PT" w:bidi="pt_PT"/>
+        </w:rPr>
+      </w:r>
+    </w:p>
+    <w:p>
+      <w:pPr>
+        <w:pStyle w:val="Heading2"/>
+      </w:pPr>
+      <w:r>
+        <w:rPr>
+          <w:lang w:val="pt_PT" w:bidi="pt_PT"/>
+        </w:rPr>
+        <w:t>Jarro de água carregado no ombro</w:t>
+      </w:r>
+      <w:r>
+        <w:rPr>
+          <w:lang w:val="pt_PT" w:bidi="pt_PT"/>
+        </w:rPr>
+      </w:r>
+    </w:p>
+    <w:p>
+      <w:pPr>
+        <w:pStyle w:val="Heading4"/>
+      </w:pPr>
+      <w:r>
+        <w:rPr>
+          <w:lang w:val="pt_PT" w:bidi="pt_PT"/>
+        </w:rPr>
+        <w:t>Image Content</w:t>
+      </w:r>
+      <w:r>
+        <w:rPr>
+          <w:lang w:val="pt_PT" w:bidi="pt_PT"/>
+        </w:rPr>
+      </w:r>
+    </w:p>
+    <w:p>
+      <w:pPr/>
+      <w:r>
+        <w:rPr>
+          <w:lang w:val="pt_PT" w:bidi="pt_PT"/>
+        </w:rPr>
+      </w:r>
+    </w:p>
+    <w:p>
+      <w:r>
+        <w:drawing>
+          <wp:inline xmlns:a="http://schemas.openxmlformats.org/drawingml/2006/main" xmlns:pic="http://schemas.openxmlformats.org/drawingml/2006/picture">
+            <wp:extent cx="6096000" cy="4066032"/>
+            <wp:docPr id="4" name="Picture 4"/>
+            <wp:cNvGraphicFramePr>
+              <a:graphicFrameLocks noChangeAspect="1"/>
+            </wp:cNvGraphicFramePr>
+            <a:graphic>
+              <a:graphicData uri="http://schemas.openxmlformats.org/drawingml/2006/picture">
+                <pic:pic>
+                  <pic:nvPicPr>
+                    <pic:cNvPr id="0" name="image.jpg"/>
+                    <pic:cNvPicPr/>
+                  </pic:nvPicPr>
+                  <pic:blipFill>
+                    <a:blip r:embed="rId22"/>
                     <a:stretch>
                       <a:fillRect/>
                     </a:stretch>
@@ -493,7 +856,7 @@
           <w:lang w:val="pt_PT" w:bidi="pt_PT"/>
         </w:rPr>
       </w:r>
-      <w:hyperlink r:id="rId18">
+      <w:hyperlink r:id="rId23">
         <w:r>
           <w:rPr>
             <w:lang w:val="pt_PT" w:bidi="pt_PT"/>
@@ -532,7 +895,7 @@
         <w:rPr>
           <w:lang w:val="pt_PT" w:bidi="pt_PT"/>
         </w:rPr>
-        <w:t>Jarro de água</w:t>
+        <w:t>Jesus e os discípulos em um barco</w:t>
       </w:r>
       <w:r>
         <w:rPr>
@@ -568,121 +931,7 @@
       <w:r>
         <w:drawing>
           <wp:inline xmlns:a="http://schemas.openxmlformats.org/drawingml/2006/main" xmlns:pic="http://schemas.openxmlformats.org/drawingml/2006/picture">
-            <wp:extent cx="6096000" cy="4590288"/>
-            <wp:docPr id="4" name="Picture 4"/>
-            <wp:cNvGraphicFramePr>
-              <a:graphicFrameLocks noChangeAspect="1"/>
-            </wp:cNvGraphicFramePr>
-            <a:graphic>
-              <a:graphicData uri="http://schemas.openxmlformats.org/drawingml/2006/picture">
-                <pic:pic>
-                  <pic:nvPicPr>
-                    <pic:cNvPr id="0" name="image.jpg"/>
-                    <pic:cNvPicPr/>
-                  </pic:nvPicPr>
-                  <pic:blipFill>
-                    <a:blip r:embed="rId19"/>
-                    <a:stretch>
-                      <a:fillRect/>
-                    </a:stretch>
-                  </pic:blipFill>
-                  <pic:spPr>
-                    <a:xfrm>
-                      <a:off x="0" y="0"/>
-                      <a:ext cx="6096000" cy="4590288"/>
-                    </a:xfrm>
-                    <a:prstGeom prst="rect"/>
-                  </pic:spPr>
-                </pic:pic>
-              </a:graphicData>
-            </a:graphic>
-          </wp:inline>
-        </w:drawing>
-      </w:r>
-    </w:p>
-    <w:p>
-      <w:pPr/>
-      <w:r>
-        <w:rPr>
-          <w:lang w:val="pt_PT" w:bidi="pt_PT"/>
-        </w:rPr>
-      </w:r>
-      <w:hyperlink r:id="rId20">
-        <w:r>
-          <w:rPr>
-            <w:lang w:val="pt_PT" w:bidi="pt_PT"/>
-          </w:rPr>
-          <w:rPr>
-            <w:color w:val="0000EE"/>
-            <w:u w:val="single"/>
-          </w:rPr>
-          <w:t>link</w:t>
-        </w:r>
-      </w:hyperlink>
-      <w:r>
-        <w:rPr>
-          <w:lang w:val="pt_PT" w:bidi="pt_PT"/>
-        </w:rPr>
-      </w:r>
-      <w:r>
-        <w:rPr>
-          <w:lang w:val="pt_PT" w:bidi="pt_PT"/>
-        </w:rPr>
-      </w:r>
-    </w:p>
-    <w:p>
-      <w:pPr/>
-      <w:r>
-        <w:rPr>
-          <w:lang w:val="pt_PT" w:bidi="pt_PT"/>
-        </w:rPr>
-      </w:r>
-    </w:p>
-    <w:p>
-      <w:pPr>
-        <w:pStyle w:val="Heading2"/>
-      </w:pPr>
-      <w:r>
-        <w:rPr>
-          <w:lang w:val="pt_PT" w:bidi="pt_PT"/>
-        </w:rPr>
-        <w:t>Jarro de água</w:t>
-      </w:r>
-      <w:r>
-        <w:rPr>
-          <w:lang w:val="pt_PT" w:bidi="pt_PT"/>
-        </w:rPr>
-      </w:r>
-    </w:p>
-    <w:p>
-      <w:pPr>
-        <w:pStyle w:val="Heading4"/>
-      </w:pPr>
-      <w:r>
-        <w:rPr>
-          <w:lang w:val="pt_PT" w:bidi="pt_PT"/>
-        </w:rPr>
-        <w:t>Image Content</w:t>
-      </w:r>
-      <w:r>
-        <w:rPr>
-          <w:lang w:val="pt_PT" w:bidi="pt_PT"/>
-        </w:rPr>
-      </w:r>
-    </w:p>
-    <w:p>
-      <w:pPr/>
-      <w:r>
-        <w:rPr>
-          <w:lang w:val="pt_PT" w:bidi="pt_PT"/>
-        </w:rPr>
-      </w:r>
-    </w:p>
-    <w:p>
-      <w:r>
-        <w:drawing>
-          <wp:inline xmlns:a="http://schemas.openxmlformats.org/drawingml/2006/main" xmlns:pic="http://schemas.openxmlformats.org/drawingml/2006/picture">
-            <wp:extent cx="6096000" cy="4590288"/>
+            <wp:extent cx="6096000" cy="3413760"/>
             <wp:docPr id="5" name="Picture 5"/>
             <wp:cNvGraphicFramePr>
               <a:graphicFrameLocks noChangeAspect="1"/>
@@ -695,7 +944,7 @@
                     <pic:cNvPicPr/>
                   </pic:nvPicPr>
                   <pic:blipFill>
-                    <a:blip r:embed="rId21"/>
+                    <a:blip r:embed="rId24"/>
                     <a:stretch>
                       <a:fillRect/>
                     </a:stretch>
@@ -703,7 +952,7 @@
                   <pic:spPr>
                     <a:xfrm>
                       <a:off x="0" y="0"/>
-                      <a:ext cx="6096000" cy="4590288"/>
+                      <a:ext cx="6096000" cy="3413760"/>
                     </a:xfrm>
                     <a:prstGeom prst="rect"/>
                   </pic:spPr>
@@ -721,7 +970,7 @@
           <w:lang w:val="pt_PT" w:bidi="pt_PT"/>
         </w:rPr>
       </w:r>
-      <w:hyperlink r:id="rId22">
+      <w:hyperlink r:id="rId25">
         <w:r>
           <w:rPr>
             <w:lang w:val="pt_PT" w:bidi="pt_PT"/>
@@ -760,7 +1009,7 @@
         <w:rPr>
           <w:lang w:val="pt_PT" w:bidi="pt_PT"/>
         </w:rPr>
-        <w:t>Jarro de água</w:t>
+        <w:t>Jesus e os discípulos em um barco</w:t>
       </w:r>
       <w:r>
         <w:rPr>
@@ -796,7 +1045,7 @@
       <w:r>
         <w:drawing>
           <wp:inline xmlns:a="http://schemas.openxmlformats.org/drawingml/2006/main" xmlns:pic="http://schemas.openxmlformats.org/drawingml/2006/picture">
-            <wp:extent cx="6096000" cy="4590288"/>
+            <wp:extent cx="6096000" cy="3413760"/>
             <wp:docPr id="6" name="Picture 6"/>
             <wp:cNvGraphicFramePr>
               <a:graphicFrameLocks noChangeAspect="1"/>
@@ -809,7 +1058,7 @@
                     <pic:cNvPicPr/>
                   </pic:nvPicPr>
                   <pic:blipFill>
-                    <a:blip r:embed="rId23"/>
+                    <a:blip r:embed="rId26"/>
                     <a:stretch>
                       <a:fillRect/>
                     </a:stretch>
@@ -817,7 +1066,7 @@
                   <pic:spPr>
                     <a:xfrm>
                       <a:off x="0" y="0"/>
-                      <a:ext cx="6096000" cy="4590288"/>
+                      <a:ext cx="6096000" cy="3413760"/>
                     </a:xfrm>
                     <a:prstGeom prst="rect"/>
                   </pic:spPr>
@@ -835,7 +1084,7 @@
           <w:lang w:val="pt_PT" w:bidi="pt_PT"/>
         </w:rPr>
       </w:r>
-      <w:hyperlink r:id="rId24">
+      <w:hyperlink r:id="rId27">
         <w:r>
           <w:rPr>
             <w:lang w:val="pt_PT" w:bidi="pt_PT"/>
@@ -874,7 +1123,7 @@
         <w:rPr>
           <w:lang w:val="pt_PT" w:bidi="pt_PT"/>
         </w:rPr>
-        <w:t>Jarro de água carregado no ombro</w:t>
+        <w:t>Jesus e os discípulos em um barco</w:t>
       </w:r>
       <w:r>
         <w:rPr>
@@ -910,7 +1159,7 @@
       <w:r>
         <w:drawing>
           <wp:inline xmlns:a="http://schemas.openxmlformats.org/drawingml/2006/main" xmlns:pic="http://schemas.openxmlformats.org/drawingml/2006/picture">
-            <wp:extent cx="6096000" cy="4066032"/>
+            <wp:extent cx="6096000" cy="3901440"/>
             <wp:docPr id="7" name="Picture 7"/>
             <wp:cNvGraphicFramePr>
               <a:graphicFrameLocks noChangeAspect="1"/>
@@ -923,7 +1172,577 @@
                     <pic:cNvPicPr/>
                   </pic:nvPicPr>
                   <pic:blipFill>
-                    <a:blip r:embed="rId25"/>
+                    <a:blip r:embed="rId28"/>
+                    <a:stretch>
+                      <a:fillRect/>
+                    </a:stretch>
+                  </pic:blipFill>
+                  <pic:spPr>
+                    <a:xfrm>
+                      <a:off x="0" y="0"/>
+                      <a:ext cx="6096000" cy="3901440"/>
+                    </a:xfrm>
+                    <a:prstGeom prst="rect"/>
+                  </pic:spPr>
+                </pic:pic>
+              </a:graphicData>
+            </a:graphic>
+          </wp:inline>
+        </w:drawing>
+      </w:r>
+    </w:p>
+    <w:p>
+      <w:pPr/>
+      <w:r>
+        <w:rPr>
+          <w:lang w:val="pt_PT" w:bidi="pt_PT"/>
+        </w:rPr>
+      </w:r>
+      <w:hyperlink r:id="rId29">
+        <w:r>
+          <w:rPr>
+            <w:lang w:val="pt_PT" w:bidi="pt_PT"/>
+          </w:rPr>
+          <w:rPr>
+            <w:color w:val="0000EE"/>
+            <w:u w:val="single"/>
+          </w:rPr>
+          <w:t>link</w:t>
+        </w:r>
+      </w:hyperlink>
+      <w:r>
+        <w:rPr>
+          <w:lang w:val="pt_PT" w:bidi="pt_PT"/>
+        </w:rPr>
+      </w:r>
+      <w:r>
+        <w:rPr>
+          <w:lang w:val="pt_PT" w:bidi="pt_PT"/>
+        </w:rPr>
+      </w:r>
+    </w:p>
+    <w:p>
+      <w:pPr/>
+      <w:r>
+        <w:rPr>
+          <w:lang w:val="pt_PT" w:bidi="pt_PT"/>
+        </w:rPr>
+      </w:r>
+    </w:p>
+    <w:p>
+      <w:pPr>
+        <w:pStyle w:val="Heading2"/>
+      </w:pPr>
+      <w:r>
+        <w:rPr>
+          <w:lang w:val="pt_PT" w:bidi="pt_PT"/>
+        </w:rPr>
+        <w:t>Julgamento de Jesus pelo sumo sacerdote</w:t>
+      </w:r>
+      <w:r>
+        <w:rPr>
+          <w:lang w:val="pt_PT" w:bidi="pt_PT"/>
+        </w:rPr>
+      </w:r>
+    </w:p>
+    <w:p>
+      <w:pPr>
+        <w:pStyle w:val="Heading4"/>
+      </w:pPr>
+      <w:r>
+        <w:rPr>
+          <w:lang w:val="pt_PT" w:bidi="pt_PT"/>
+        </w:rPr>
+        <w:t>Image Content</w:t>
+      </w:r>
+      <w:r>
+        <w:rPr>
+          <w:lang w:val="pt_PT" w:bidi="pt_PT"/>
+        </w:rPr>
+      </w:r>
+    </w:p>
+    <w:p>
+      <w:pPr/>
+      <w:r>
+        <w:rPr>
+          <w:lang w:val="pt_PT" w:bidi="pt_PT"/>
+        </w:rPr>
+      </w:r>
+    </w:p>
+    <w:p>
+      <w:r>
+        <w:drawing>
+          <wp:inline xmlns:a="http://schemas.openxmlformats.org/drawingml/2006/main" xmlns:pic="http://schemas.openxmlformats.org/drawingml/2006/picture">
+            <wp:extent cx="6096000" cy="5260848"/>
+            <wp:docPr id="8" name="Picture 8"/>
+            <wp:cNvGraphicFramePr>
+              <a:graphicFrameLocks noChangeAspect="1"/>
+            </wp:cNvGraphicFramePr>
+            <a:graphic>
+              <a:graphicData uri="http://schemas.openxmlformats.org/drawingml/2006/picture">
+                <pic:pic>
+                  <pic:nvPicPr>
+                    <pic:cNvPr id="0" name="image.jpg"/>
+                    <pic:cNvPicPr/>
+                  </pic:nvPicPr>
+                  <pic:blipFill>
+                    <a:blip r:embed="rId30"/>
+                    <a:stretch>
+                      <a:fillRect/>
+                    </a:stretch>
+                  </pic:blipFill>
+                  <pic:spPr>
+                    <a:xfrm>
+                      <a:off x="0" y="0"/>
+                      <a:ext cx="6096000" cy="5260848"/>
+                    </a:xfrm>
+                    <a:prstGeom prst="rect"/>
+                  </pic:spPr>
+                </pic:pic>
+              </a:graphicData>
+            </a:graphic>
+          </wp:inline>
+        </w:drawing>
+      </w:r>
+    </w:p>
+    <w:p>
+      <w:pPr/>
+      <w:r>
+        <w:rPr>
+          <w:lang w:val="pt_PT" w:bidi="pt_PT"/>
+        </w:rPr>
+      </w:r>
+      <w:hyperlink r:id="rId31">
+        <w:r>
+          <w:rPr>
+            <w:lang w:val="pt_PT" w:bidi="pt_PT"/>
+          </w:rPr>
+          <w:rPr>
+            <w:color w:val="0000EE"/>
+            <w:u w:val="single"/>
+          </w:rPr>
+          <w:t>link</w:t>
+        </w:r>
+      </w:hyperlink>
+      <w:r>
+        <w:rPr>
+          <w:lang w:val="pt_PT" w:bidi="pt_PT"/>
+        </w:rPr>
+      </w:r>
+      <w:r>
+        <w:rPr>
+          <w:lang w:val="pt_PT" w:bidi="pt_PT"/>
+        </w:rPr>
+      </w:r>
+    </w:p>
+    <w:p>
+      <w:pPr/>
+      <w:r>
+        <w:rPr>
+          <w:lang w:val="pt_PT" w:bidi="pt_PT"/>
+        </w:rPr>
+      </w:r>
+    </w:p>
+    <w:p>
+      <w:pPr>
+        <w:pStyle w:val="Heading2"/>
+      </w:pPr>
+      <w:r>
+        <w:rPr>
+          <w:lang w:val="pt_PT" w:bidi="pt_PT"/>
+        </w:rPr>
+        <w:t>Jumentinho</w:t>
+      </w:r>
+      <w:r>
+        <w:rPr>
+          <w:lang w:val="pt_PT" w:bidi="pt_PT"/>
+        </w:rPr>
+      </w:r>
+    </w:p>
+    <w:p>
+      <w:pPr>
+        <w:pStyle w:val="Heading4"/>
+      </w:pPr>
+      <w:r>
+        <w:rPr>
+          <w:lang w:val="pt_PT" w:bidi="pt_PT"/>
+        </w:rPr>
+        <w:t>Image Content</w:t>
+      </w:r>
+      <w:r>
+        <w:rPr>
+          <w:lang w:val="pt_PT" w:bidi="pt_PT"/>
+        </w:rPr>
+      </w:r>
+    </w:p>
+    <w:p>
+      <w:pPr/>
+      <w:r>
+        <w:rPr>
+          <w:lang w:val="pt_PT" w:bidi="pt_PT"/>
+        </w:rPr>
+      </w:r>
+    </w:p>
+    <w:p>
+      <w:r>
+        <w:drawing>
+          <wp:inline xmlns:a="http://schemas.openxmlformats.org/drawingml/2006/main" xmlns:pic="http://schemas.openxmlformats.org/drawingml/2006/picture">
+            <wp:extent cx="6096000" cy="4090416"/>
+            <wp:docPr id="9" name="Picture 9"/>
+            <wp:cNvGraphicFramePr>
+              <a:graphicFrameLocks noChangeAspect="1"/>
+            </wp:cNvGraphicFramePr>
+            <a:graphic>
+              <a:graphicData uri="http://schemas.openxmlformats.org/drawingml/2006/picture">
+                <pic:pic>
+                  <pic:nvPicPr>
+                    <pic:cNvPr id="0" name="image.jpg"/>
+                    <pic:cNvPicPr/>
+                  </pic:nvPicPr>
+                  <pic:blipFill>
+                    <a:blip r:embed="rId32"/>
+                    <a:stretch>
+                      <a:fillRect/>
+                    </a:stretch>
+                  </pic:blipFill>
+                  <pic:spPr>
+                    <a:xfrm>
+                      <a:off x="0" y="0"/>
+                      <a:ext cx="6096000" cy="4090416"/>
+                    </a:xfrm>
+                    <a:prstGeom prst="rect"/>
+                  </pic:spPr>
+                </pic:pic>
+              </a:graphicData>
+            </a:graphic>
+          </wp:inline>
+        </w:drawing>
+      </w:r>
+    </w:p>
+    <w:p>
+      <w:pPr/>
+      <w:r>
+        <w:rPr>
+          <w:lang w:val="pt_PT" w:bidi="pt_PT"/>
+        </w:rPr>
+      </w:r>
+      <w:hyperlink r:id="rId33">
+        <w:r>
+          <w:rPr>
+            <w:lang w:val="pt_PT" w:bidi="pt_PT"/>
+          </w:rPr>
+          <w:rPr>
+            <w:color w:val="0000EE"/>
+            <w:u w:val="single"/>
+          </w:rPr>
+          <w:t>link</w:t>
+        </w:r>
+      </w:hyperlink>
+      <w:r>
+        <w:rPr>
+          <w:lang w:val="pt_PT" w:bidi="pt_PT"/>
+        </w:rPr>
+      </w:r>
+      <w:r>
+        <w:rPr>
+          <w:lang w:val="pt_PT" w:bidi="pt_PT"/>
+        </w:rPr>
+      </w:r>
+    </w:p>
+    <w:p>
+      <w:pPr/>
+      <w:r>
+        <w:rPr>
+          <w:lang w:val="pt_PT" w:bidi="pt_PT"/>
+        </w:rPr>
+      </w:r>
+    </w:p>
+    <w:p>
+      <w:pPr>
+        <w:pStyle w:val="Heading2"/>
+      </w:pPr>
+      <w:r>
+        <w:rPr>
+          <w:lang w:val="pt_PT" w:bidi="pt_PT"/>
+        </w:rPr>
+        <w:t>Jumentinho</w:t>
+      </w:r>
+      <w:r>
+        <w:rPr>
+          <w:lang w:val="pt_PT" w:bidi="pt_PT"/>
+        </w:rPr>
+      </w:r>
+    </w:p>
+    <w:p>
+      <w:pPr>
+        <w:pStyle w:val="Heading4"/>
+      </w:pPr>
+      <w:r>
+        <w:rPr>
+          <w:lang w:val="pt_PT" w:bidi="pt_PT"/>
+        </w:rPr>
+        <w:t>Image Content</w:t>
+      </w:r>
+      <w:r>
+        <w:rPr>
+          <w:lang w:val="pt_PT" w:bidi="pt_PT"/>
+        </w:rPr>
+      </w:r>
+    </w:p>
+    <w:p>
+      <w:pPr/>
+      <w:r>
+        <w:rPr>
+          <w:lang w:val="pt_PT" w:bidi="pt_PT"/>
+        </w:rPr>
+      </w:r>
+    </w:p>
+    <w:p>
+      <w:r>
+        <w:drawing>
+          <wp:inline xmlns:a="http://schemas.openxmlformats.org/drawingml/2006/main" xmlns:pic="http://schemas.openxmlformats.org/drawingml/2006/picture">
+            <wp:extent cx="6096000" cy="4090416"/>
+            <wp:docPr id="10" name="Picture 10"/>
+            <wp:cNvGraphicFramePr>
+              <a:graphicFrameLocks noChangeAspect="1"/>
+            </wp:cNvGraphicFramePr>
+            <a:graphic>
+              <a:graphicData uri="http://schemas.openxmlformats.org/drawingml/2006/picture">
+                <pic:pic>
+                  <pic:nvPicPr>
+                    <pic:cNvPr id="0" name="image.jpg"/>
+                    <pic:cNvPicPr/>
+                  </pic:nvPicPr>
+                  <pic:blipFill>
+                    <a:blip r:embed="rId34"/>
+                    <a:stretch>
+                      <a:fillRect/>
+                    </a:stretch>
+                  </pic:blipFill>
+                  <pic:spPr>
+                    <a:xfrm>
+                      <a:off x="0" y="0"/>
+                      <a:ext cx="6096000" cy="4090416"/>
+                    </a:xfrm>
+                    <a:prstGeom prst="rect"/>
+                  </pic:spPr>
+                </pic:pic>
+              </a:graphicData>
+            </a:graphic>
+          </wp:inline>
+        </w:drawing>
+      </w:r>
+    </w:p>
+    <w:p>
+      <w:pPr/>
+      <w:r>
+        <w:rPr>
+          <w:lang w:val="pt_PT" w:bidi="pt_PT"/>
+        </w:rPr>
+      </w:r>
+      <w:hyperlink r:id="rId35">
+        <w:r>
+          <w:rPr>
+            <w:lang w:val="pt_PT" w:bidi="pt_PT"/>
+          </w:rPr>
+          <w:rPr>
+            <w:color w:val="0000EE"/>
+            <w:u w:val="single"/>
+          </w:rPr>
+          <w:t>link</w:t>
+        </w:r>
+      </w:hyperlink>
+      <w:r>
+        <w:rPr>
+          <w:lang w:val="pt_PT" w:bidi="pt_PT"/>
+        </w:rPr>
+      </w:r>
+      <w:r>
+        <w:rPr>
+          <w:lang w:val="pt_PT" w:bidi="pt_PT"/>
+        </w:rPr>
+      </w:r>
+    </w:p>
+    <w:p>
+      <w:pPr/>
+      <w:r>
+        <w:rPr>
+          <w:lang w:val="pt_PT" w:bidi="pt_PT"/>
+        </w:rPr>
+      </w:r>
+    </w:p>
+    <w:p>
+      <w:pPr>
+        <w:pStyle w:val="Heading2"/>
+      </w:pPr>
+      <w:r>
+        <w:rPr>
+          <w:lang w:val="pt_PT" w:bidi="pt_PT"/>
+        </w:rPr>
+        <w:t>Jumentinho</w:t>
+      </w:r>
+      <w:r>
+        <w:rPr>
+          <w:lang w:val="pt_PT" w:bidi="pt_PT"/>
+        </w:rPr>
+      </w:r>
+    </w:p>
+    <w:p>
+      <w:pPr>
+        <w:pStyle w:val="Heading4"/>
+      </w:pPr>
+      <w:r>
+        <w:rPr>
+          <w:lang w:val="pt_PT" w:bidi="pt_PT"/>
+        </w:rPr>
+        <w:t>Image Content</w:t>
+      </w:r>
+      <w:r>
+        <w:rPr>
+          <w:lang w:val="pt_PT" w:bidi="pt_PT"/>
+        </w:rPr>
+      </w:r>
+    </w:p>
+    <w:p>
+      <w:pPr/>
+      <w:r>
+        <w:rPr>
+          <w:lang w:val="pt_PT" w:bidi="pt_PT"/>
+        </w:rPr>
+      </w:r>
+    </w:p>
+    <w:p>
+      <w:r>
+        <w:drawing>
+          <wp:inline xmlns:a="http://schemas.openxmlformats.org/drawingml/2006/main" xmlns:pic="http://schemas.openxmlformats.org/drawingml/2006/picture">
+            <wp:extent cx="6096000" cy="4090416"/>
+            <wp:docPr id="11" name="Picture 11"/>
+            <wp:cNvGraphicFramePr>
+              <a:graphicFrameLocks noChangeAspect="1"/>
+            </wp:cNvGraphicFramePr>
+            <a:graphic>
+              <a:graphicData uri="http://schemas.openxmlformats.org/drawingml/2006/picture">
+                <pic:pic>
+                  <pic:nvPicPr>
+                    <pic:cNvPr id="0" name="image.jpg"/>
+                    <pic:cNvPicPr/>
+                  </pic:nvPicPr>
+                  <pic:blipFill>
+                    <a:blip r:embed="rId36"/>
+                    <a:stretch>
+                      <a:fillRect/>
+                    </a:stretch>
+                  </pic:blipFill>
+                  <pic:spPr>
+                    <a:xfrm>
+                      <a:off x="0" y="0"/>
+                      <a:ext cx="6096000" cy="4090416"/>
+                    </a:xfrm>
+                    <a:prstGeom prst="rect"/>
+                  </pic:spPr>
+                </pic:pic>
+              </a:graphicData>
+            </a:graphic>
+          </wp:inline>
+        </w:drawing>
+      </w:r>
+    </w:p>
+    <w:p>
+      <w:pPr/>
+      <w:r>
+        <w:rPr>
+          <w:lang w:val="pt_PT" w:bidi="pt_PT"/>
+        </w:rPr>
+      </w:r>
+      <w:hyperlink r:id="rId37">
+        <w:r>
+          <w:rPr>
+            <w:lang w:val="pt_PT" w:bidi="pt_PT"/>
+          </w:rPr>
+          <w:rPr>
+            <w:color w:val="0000EE"/>
+            <w:u w:val="single"/>
+          </w:rPr>
+          <w:t>link</w:t>
+        </w:r>
+      </w:hyperlink>
+      <w:r>
+        <w:rPr>
+          <w:lang w:val="pt_PT" w:bidi="pt_PT"/>
+        </w:rPr>
+      </w:r>
+      <w:r>
+        <w:rPr>
+          <w:lang w:val="pt_PT" w:bidi="pt_PT"/>
+        </w:rPr>
+      </w:r>
+    </w:p>
+    <w:p>
+      <w:pPr/>
+      <w:r>
+        <w:rPr>
+          <w:lang w:val="pt_PT" w:bidi="pt_PT"/>
+        </w:rPr>
+      </w:r>
+    </w:p>
+    <w:p>
+      <w:pPr>
+        <w:pStyle w:val="Heading2"/>
+      </w:pPr>
+      <w:r>
+        <w:rPr>
+          <w:lang w:val="pt_PT" w:bidi="pt_PT"/>
+        </w:rPr>
+        <w:t>Jumento adulto</w:t>
+      </w:r>
+      <w:r>
+        <w:rPr>
+          <w:lang w:val="pt_PT" w:bidi="pt_PT"/>
+        </w:rPr>
+      </w:r>
+    </w:p>
+    <w:p>
+      <w:pPr>
+        <w:pStyle w:val="Heading4"/>
+      </w:pPr>
+      <w:r>
+        <w:rPr>
+          <w:lang w:val="pt_PT" w:bidi="pt_PT"/>
+        </w:rPr>
+        <w:t>Image Content</w:t>
+      </w:r>
+      <w:r>
+        <w:rPr>
+          <w:lang w:val="pt_PT" w:bidi="pt_PT"/>
+        </w:rPr>
+      </w:r>
+    </w:p>
+    <w:p>
+      <w:pPr/>
+      <w:r>
+        <w:rPr>
+          <w:lang w:val="pt_PT" w:bidi="pt_PT"/>
+        </w:rPr>
+      </w:r>
+    </w:p>
+    <w:p>
+      <w:r>
+        <w:drawing>
+          <wp:inline xmlns:a="http://schemas.openxmlformats.org/drawingml/2006/main" xmlns:pic="http://schemas.openxmlformats.org/drawingml/2006/picture">
+            <wp:extent cx="6096000" cy="4066032"/>
+            <wp:docPr id="12" name="Picture 12"/>
+            <wp:cNvGraphicFramePr>
+              <a:graphicFrameLocks noChangeAspect="1"/>
+            </wp:cNvGraphicFramePr>
+            <a:graphic>
+              <a:graphicData uri="http://schemas.openxmlformats.org/drawingml/2006/picture">
+                <pic:pic>
+                  <pic:nvPicPr>
+                    <pic:cNvPr id="0" name="image.jpg"/>
+                    <pic:cNvPicPr/>
+                  </pic:nvPicPr>
+                  <pic:blipFill>
+                    <a:blip r:embed="rId38"/>
                     <a:stretch>
                       <a:fillRect/>
                     </a:stretch>
@@ -949,7 +1768,7 @@
           <w:lang w:val="pt_PT" w:bidi="pt_PT"/>
         </w:rPr>
       </w:r>
-      <w:hyperlink r:id="rId26">
+      <w:hyperlink r:id="rId39">
         <w:r>
           <w:rPr>
             <w:lang w:val="pt_PT" w:bidi="pt_PT"/>
@@ -988,7 +1807,7 @@
         <w:rPr>
           <w:lang w:val="pt_PT" w:bidi="pt_PT"/>
         </w:rPr>
-        <w:t>Jesus e os discípulos em um barco</w:t>
+        <w:t>Jumento adulto</w:t>
       </w:r>
       <w:r>
         <w:rPr>
@@ -1024,577 +1843,7 @@
       <w:r>
         <w:drawing>
           <wp:inline xmlns:a="http://schemas.openxmlformats.org/drawingml/2006/main" xmlns:pic="http://schemas.openxmlformats.org/drawingml/2006/picture">
-            <wp:extent cx="6096000" cy="3413760"/>
-            <wp:docPr id="8" name="Picture 8"/>
-            <wp:cNvGraphicFramePr>
-              <a:graphicFrameLocks noChangeAspect="1"/>
-            </wp:cNvGraphicFramePr>
-            <a:graphic>
-              <a:graphicData uri="http://schemas.openxmlformats.org/drawingml/2006/picture">
-                <pic:pic>
-                  <pic:nvPicPr>
-                    <pic:cNvPr id="0" name="image.jpg"/>
-                    <pic:cNvPicPr/>
-                  </pic:nvPicPr>
-                  <pic:blipFill>
-                    <a:blip r:embed="rId27"/>
-                    <a:stretch>
-                      <a:fillRect/>
-                    </a:stretch>
-                  </pic:blipFill>
-                  <pic:spPr>
-                    <a:xfrm>
-                      <a:off x="0" y="0"/>
-                      <a:ext cx="6096000" cy="3413760"/>
-                    </a:xfrm>
-                    <a:prstGeom prst="rect"/>
-                  </pic:spPr>
-                </pic:pic>
-              </a:graphicData>
-            </a:graphic>
-          </wp:inline>
-        </w:drawing>
-      </w:r>
-    </w:p>
-    <w:p>
-      <w:pPr/>
-      <w:r>
-        <w:rPr>
-          <w:lang w:val="pt_PT" w:bidi="pt_PT"/>
-        </w:rPr>
-      </w:r>
-      <w:hyperlink r:id="rId28">
-        <w:r>
-          <w:rPr>
-            <w:lang w:val="pt_PT" w:bidi="pt_PT"/>
-          </w:rPr>
-          <w:rPr>
-            <w:color w:val="0000EE"/>
-            <w:u w:val="single"/>
-          </w:rPr>
-          <w:t>link</w:t>
-        </w:r>
-      </w:hyperlink>
-      <w:r>
-        <w:rPr>
-          <w:lang w:val="pt_PT" w:bidi="pt_PT"/>
-        </w:rPr>
-      </w:r>
-      <w:r>
-        <w:rPr>
-          <w:lang w:val="pt_PT" w:bidi="pt_PT"/>
-        </w:rPr>
-      </w:r>
-    </w:p>
-    <w:p>
-      <w:pPr/>
-      <w:r>
-        <w:rPr>
-          <w:lang w:val="pt_PT" w:bidi="pt_PT"/>
-        </w:rPr>
-      </w:r>
-    </w:p>
-    <w:p>
-      <w:pPr>
-        <w:pStyle w:val="Heading2"/>
-      </w:pPr>
-      <w:r>
-        <w:rPr>
-          <w:lang w:val="pt_PT" w:bidi="pt_PT"/>
-        </w:rPr>
-        <w:t>Jesus e os discípulos em um barco</w:t>
-      </w:r>
-      <w:r>
-        <w:rPr>
-          <w:lang w:val="pt_PT" w:bidi="pt_PT"/>
-        </w:rPr>
-      </w:r>
-    </w:p>
-    <w:p>
-      <w:pPr>
-        <w:pStyle w:val="Heading4"/>
-      </w:pPr>
-      <w:r>
-        <w:rPr>
-          <w:lang w:val="pt_PT" w:bidi="pt_PT"/>
-        </w:rPr>
-        <w:t>Image Content</w:t>
-      </w:r>
-      <w:r>
-        <w:rPr>
-          <w:lang w:val="pt_PT" w:bidi="pt_PT"/>
-        </w:rPr>
-      </w:r>
-    </w:p>
-    <w:p>
-      <w:pPr/>
-      <w:r>
-        <w:rPr>
-          <w:lang w:val="pt_PT" w:bidi="pt_PT"/>
-        </w:rPr>
-      </w:r>
-    </w:p>
-    <w:p>
-      <w:r>
-        <w:drawing>
-          <wp:inline xmlns:a="http://schemas.openxmlformats.org/drawingml/2006/main" xmlns:pic="http://schemas.openxmlformats.org/drawingml/2006/picture">
-            <wp:extent cx="6096000" cy="3413760"/>
-            <wp:docPr id="9" name="Picture 9"/>
-            <wp:cNvGraphicFramePr>
-              <a:graphicFrameLocks noChangeAspect="1"/>
-            </wp:cNvGraphicFramePr>
-            <a:graphic>
-              <a:graphicData uri="http://schemas.openxmlformats.org/drawingml/2006/picture">
-                <pic:pic>
-                  <pic:nvPicPr>
-                    <pic:cNvPr id="0" name="image.jpg"/>
-                    <pic:cNvPicPr/>
-                  </pic:nvPicPr>
-                  <pic:blipFill>
-                    <a:blip r:embed="rId29"/>
-                    <a:stretch>
-                      <a:fillRect/>
-                    </a:stretch>
-                  </pic:blipFill>
-                  <pic:spPr>
-                    <a:xfrm>
-                      <a:off x="0" y="0"/>
-                      <a:ext cx="6096000" cy="3413760"/>
-                    </a:xfrm>
-                    <a:prstGeom prst="rect"/>
-                  </pic:spPr>
-                </pic:pic>
-              </a:graphicData>
-            </a:graphic>
-          </wp:inline>
-        </w:drawing>
-      </w:r>
-    </w:p>
-    <w:p>
-      <w:pPr/>
-      <w:r>
-        <w:rPr>
-          <w:lang w:val="pt_PT" w:bidi="pt_PT"/>
-        </w:rPr>
-      </w:r>
-      <w:hyperlink r:id="rId30">
-        <w:r>
-          <w:rPr>
-            <w:lang w:val="pt_PT" w:bidi="pt_PT"/>
-          </w:rPr>
-          <w:rPr>
-            <w:color w:val="0000EE"/>
-            <w:u w:val="single"/>
-          </w:rPr>
-          <w:t>link</w:t>
-        </w:r>
-      </w:hyperlink>
-      <w:r>
-        <w:rPr>
-          <w:lang w:val="pt_PT" w:bidi="pt_PT"/>
-        </w:rPr>
-      </w:r>
-      <w:r>
-        <w:rPr>
-          <w:lang w:val="pt_PT" w:bidi="pt_PT"/>
-        </w:rPr>
-      </w:r>
-    </w:p>
-    <w:p>
-      <w:pPr/>
-      <w:r>
-        <w:rPr>
-          <w:lang w:val="pt_PT" w:bidi="pt_PT"/>
-        </w:rPr>
-      </w:r>
-    </w:p>
-    <w:p>
-      <w:pPr>
-        <w:pStyle w:val="Heading2"/>
-      </w:pPr>
-      <w:r>
-        <w:rPr>
-          <w:lang w:val="pt_PT" w:bidi="pt_PT"/>
-        </w:rPr>
-        <w:t>Jesus e os discípulos em um barco</w:t>
-      </w:r>
-      <w:r>
-        <w:rPr>
-          <w:lang w:val="pt_PT" w:bidi="pt_PT"/>
-        </w:rPr>
-      </w:r>
-    </w:p>
-    <w:p>
-      <w:pPr>
-        <w:pStyle w:val="Heading4"/>
-      </w:pPr>
-      <w:r>
-        <w:rPr>
-          <w:lang w:val="pt_PT" w:bidi="pt_PT"/>
-        </w:rPr>
-        <w:t>Image Content</w:t>
-      </w:r>
-      <w:r>
-        <w:rPr>
-          <w:lang w:val="pt_PT" w:bidi="pt_PT"/>
-        </w:rPr>
-      </w:r>
-    </w:p>
-    <w:p>
-      <w:pPr/>
-      <w:r>
-        <w:rPr>
-          <w:lang w:val="pt_PT" w:bidi="pt_PT"/>
-        </w:rPr>
-      </w:r>
-    </w:p>
-    <w:p>
-      <w:r>
-        <w:drawing>
-          <wp:inline xmlns:a="http://schemas.openxmlformats.org/drawingml/2006/main" xmlns:pic="http://schemas.openxmlformats.org/drawingml/2006/picture">
-            <wp:extent cx="6096000" cy="3901440"/>
-            <wp:docPr id="10" name="Picture 10"/>
-            <wp:cNvGraphicFramePr>
-              <a:graphicFrameLocks noChangeAspect="1"/>
-            </wp:cNvGraphicFramePr>
-            <a:graphic>
-              <a:graphicData uri="http://schemas.openxmlformats.org/drawingml/2006/picture">
-                <pic:pic>
-                  <pic:nvPicPr>
-                    <pic:cNvPr id="0" name="image.jpg"/>
-                    <pic:cNvPicPr/>
-                  </pic:nvPicPr>
-                  <pic:blipFill>
-                    <a:blip r:embed="rId31"/>
-                    <a:stretch>
-                      <a:fillRect/>
-                    </a:stretch>
-                  </pic:blipFill>
-                  <pic:spPr>
-                    <a:xfrm>
-                      <a:off x="0" y="0"/>
-                      <a:ext cx="6096000" cy="3901440"/>
-                    </a:xfrm>
-                    <a:prstGeom prst="rect"/>
-                  </pic:spPr>
-                </pic:pic>
-              </a:graphicData>
-            </a:graphic>
-          </wp:inline>
-        </w:drawing>
-      </w:r>
-    </w:p>
-    <w:p>
-      <w:pPr/>
-      <w:r>
-        <w:rPr>
-          <w:lang w:val="pt_PT" w:bidi="pt_PT"/>
-        </w:rPr>
-      </w:r>
-      <w:hyperlink r:id="rId32">
-        <w:r>
-          <w:rPr>
-            <w:lang w:val="pt_PT" w:bidi="pt_PT"/>
-          </w:rPr>
-          <w:rPr>
-            <w:color w:val="0000EE"/>
-            <w:u w:val="single"/>
-          </w:rPr>
-          <w:t>link</w:t>
-        </w:r>
-      </w:hyperlink>
-      <w:r>
-        <w:rPr>
-          <w:lang w:val="pt_PT" w:bidi="pt_PT"/>
-        </w:rPr>
-      </w:r>
-      <w:r>
-        <w:rPr>
-          <w:lang w:val="pt_PT" w:bidi="pt_PT"/>
-        </w:rPr>
-      </w:r>
-    </w:p>
-    <w:p>
-      <w:pPr/>
-      <w:r>
-        <w:rPr>
-          <w:lang w:val="pt_PT" w:bidi="pt_PT"/>
-        </w:rPr>
-      </w:r>
-    </w:p>
-    <w:p>
-      <w:pPr>
-        <w:pStyle w:val="Heading2"/>
-      </w:pPr>
-      <w:r>
-        <w:rPr>
-          <w:lang w:val="pt_PT" w:bidi="pt_PT"/>
-        </w:rPr>
-        <w:t>Julgamento de Jesus pelo sumo sacerdote</w:t>
-      </w:r>
-      <w:r>
-        <w:rPr>
-          <w:lang w:val="pt_PT" w:bidi="pt_PT"/>
-        </w:rPr>
-      </w:r>
-    </w:p>
-    <w:p>
-      <w:pPr>
-        <w:pStyle w:val="Heading4"/>
-      </w:pPr>
-      <w:r>
-        <w:rPr>
-          <w:lang w:val="pt_PT" w:bidi="pt_PT"/>
-        </w:rPr>
-        <w:t>Image Content</w:t>
-      </w:r>
-      <w:r>
-        <w:rPr>
-          <w:lang w:val="pt_PT" w:bidi="pt_PT"/>
-        </w:rPr>
-      </w:r>
-    </w:p>
-    <w:p>
-      <w:pPr/>
-      <w:r>
-        <w:rPr>
-          <w:lang w:val="pt_PT" w:bidi="pt_PT"/>
-        </w:rPr>
-      </w:r>
-    </w:p>
-    <w:p>
-      <w:r>
-        <w:drawing>
-          <wp:inline xmlns:a="http://schemas.openxmlformats.org/drawingml/2006/main" xmlns:pic="http://schemas.openxmlformats.org/drawingml/2006/picture">
-            <wp:extent cx="6096000" cy="5260848"/>
-            <wp:docPr id="11" name="Picture 11"/>
-            <wp:cNvGraphicFramePr>
-              <a:graphicFrameLocks noChangeAspect="1"/>
-            </wp:cNvGraphicFramePr>
-            <a:graphic>
-              <a:graphicData uri="http://schemas.openxmlformats.org/drawingml/2006/picture">
-                <pic:pic>
-                  <pic:nvPicPr>
-                    <pic:cNvPr id="0" name="image.jpg"/>
-                    <pic:cNvPicPr/>
-                  </pic:nvPicPr>
-                  <pic:blipFill>
-                    <a:blip r:embed="rId33"/>
-                    <a:stretch>
-                      <a:fillRect/>
-                    </a:stretch>
-                  </pic:blipFill>
-                  <pic:spPr>
-                    <a:xfrm>
-                      <a:off x="0" y="0"/>
-                      <a:ext cx="6096000" cy="5260848"/>
-                    </a:xfrm>
-                    <a:prstGeom prst="rect"/>
-                  </pic:spPr>
-                </pic:pic>
-              </a:graphicData>
-            </a:graphic>
-          </wp:inline>
-        </w:drawing>
-      </w:r>
-    </w:p>
-    <w:p>
-      <w:pPr/>
-      <w:r>
-        <w:rPr>
-          <w:lang w:val="pt_PT" w:bidi="pt_PT"/>
-        </w:rPr>
-      </w:r>
-      <w:hyperlink r:id="rId34">
-        <w:r>
-          <w:rPr>
-            <w:lang w:val="pt_PT" w:bidi="pt_PT"/>
-          </w:rPr>
-          <w:rPr>
-            <w:color w:val="0000EE"/>
-            <w:u w:val="single"/>
-          </w:rPr>
-          <w:t>link</w:t>
-        </w:r>
-      </w:hyperlink>
-      <w:r>
-        <w:rPr>
-          <w:lang w:val="pt_PT" w:bidi="pt_PT"/>
-        </w:rPr>
-      </w:r>
-      <w:r>
-        <w:rPr>
-          <w:lang w:val="pt_PT" w:bidi="pt_PT"/>
-        </w:rPr>
-      </w:r>
-    </w:p>
-    <w:p>
-      <w:pPr/>
-      <w:r>
-        <w:rPr>
-          <w:lang w:val="pt_PT" w:bidi="pt_PT"/>
-        </w:rPr>
-      </w:r>
-    </w:p>
-    <w:p>
-      <w:pPr>
-        <w:pStyle w:val="Heading2"/>
-      </w:pPr>
-      <w:r>
-        <w:rPr>
-          <w:lang w:val="pt_PT" w:bidi="pt_PT"/>
-        </w:rPr>
-        <w:t>Jumentinho</w:t>
-      </w:r>
-      <w:r>
-        <w:rPr>
-          <w:lang w:val="pt_PT" w:bidi="pt_PT"/>
-        </w:rPr>
-      </w:r>
-    </w:p>
-    <w:p>
-      <w:pPr>
-        <w:pStyle w:val="Heading4"/>
-      </w:pPr>
-      <w:r>
-        <w:rPr>
-          <w:lang w:val="pt_PT" w:bidi="pt_PT"/>
-        </w:rPr>
-        <w:t>Image Content</w:t>
-      </w:r>
-      <w:r>
-        <w:rPr>
-          <w:lang w:val="pt_PT" w:bidi="pt_PT"/>
-        </w:rPr>
-      </w:r>
-    </w:p>
-    <w:p>
-      <w:pPr/>
-      <w:r>
-        <w:rPr>
-          <w:lang w:val="pt_PT" w:bidi="pt_PT"/>
-        </w:rPr>
-      </w:r>
-    </w:p>
-    <w:p>
-      <w:r>
-        <w:drawing>
-          <wp:inline xmlns:a="http://schemas.openxmlformats.org/drawingml/2006/main" xmlns:pic="http://schemas.openxmlformats.org/drawingml/2006/picture">
-            <wp:extent cx="6096000" cy="4090416"/>
-            <wp:docPr id="12" name="Picture 12"/>
-            <wp:cNvGraphicFramePr>
-              <a:graphicFrameLocks noChangeAspect="1"/>
-            </wp:cNvGraphicFramePr>
-            <a:graphic>
-              <a:graphicData uri="http://schemas.openxmlformats.org/drawingml/2006/picture">
-                <pic:pic>
-                  <pic:nvPicPr>
-                    <pic:cNvPr id="0" name="image.jpg"/>
-                    <pic:cNvPicPr/>
-                  </pic:nvPicPr>
-                  <pic:blipFill>
-                    <a:blip r:embed="rId35"/>
-                    <a:stretch>
-                      <a:fillRect/>
-                    </a:stretch>
-                  </pic:blipFill>
-                  <pic:spPr>
-                    <a:xfrm>
-                      <a:off x="0" y="0"/>
-                      <a:ext cx="6096000" cy="4090416"/>
-                    </a:xfrm>
-                    <a:prstGeom prst="rect"/>
-                  </pic:spPr>
-                </pic:pic>
-              </a:graphicData>
-            </a:graphic>
-          </wp:inline>
-        </w:drawing>
-      </w:r>
-    </w:p>
-    <w:p>
-      <w:pPr/>
-      <w:r>
-        <w:rPr>
-          <w:lang w:val="pt_PT" w:bidi="pt_PT"/>
-        </w:rPr>
-      </w:r>
-      <w:hyperlink r:id="rId36">
-        <w:r>
-          <w:rPr>
-            <w:lang w:val="pt_PT" w:bidi="pt_PT"/>
-          </w:rPr>
-          <w:rPr>
-            <w:color w:val="0000EE"/>
-            <w:u w:val="single"/>
-          </w:rPr>
-          <w:t>link</w:t>
-        </w:r>
-      </w:hyperlink>
-      <w:r>
-        <w:rPr>
-          <w:lang w:val="pt_PT" w:bidi="pt_PT"/>
-        </w:rPr>
-      </w:r>
-      <w:r>
-        <w:rPr>
-          <w:lang w:val="pt_PT" w:bidi="pt_PT"/>
-        </w:rPr>
-      </w:r>
-    </w:p>
-    <w:p>
-      <w:pPr/>
-      <w:r>
-        <w:rPr>
-          <w:lang w:val="pt_PT" w:bidi="pt_PT"/>
-        </w:rPr>
-      </w:r>
-    </w:p>
-    <w:p>
-      <w:pPr>
-        <w:pStyle w:val="Heading2"/>
-      </w:pPr>
-      <w:r>
-        <w:rPr>
-          <w:lang w:val="pt_PT" w:bidi="pt_PT"/>
-        </w:rPr>
-        <w:t>Jumentinho</w:t>
-      </w:r>
-      <w:r>
-        <w:rPr>
-          <w:lang w:val="pt_PT" w:bidi="pt_PT"/>
-        </w:rPr>
-      </w:r>
-    </w:p>
-    <w:p>
-      <w:pPr>
-        <w:pStyle w:val="Heading4"/>
-      </w:pPr>
-      <w:r>
-        <w:rPr>
-          <w:lang w:val="pt_PT" w:bidi="pt_PT"/>
-        </w:rPr>
-        <w:t>Image Content</w:t>
-      </w:r>
-      <w:r>
-        <w:rPr>
-          <w:lang w:val="pt_PT" w:bidi="pt_PT"/>
-        </w:rPr>
-      </w:r>
-    </w:p>
-    <w:p>
-      <w:pPr/>
-      <w:r>
-        <w:rPr>
-          <w:lang w:val="pt_PT" w:bidi="pt_PT"/>
-        </w:rPr>
-      </w:r>
-    </w:p>
-    <w:p>
-      <w:r>
-        <w:drawing>
-          <wp:inline xmlns:a="http://schemas.openxmlformats.org/drawingml/2006/main" xmlns:pic="http://schemas.openxmlformats.org/drawingml/2006/picture">
-            <wp:extent cx="6096000" cy="4090416"/>
+            <wp:extent cx="6096000" cy="3432048"/>
             <wp:docPr id="13" name="Picture 13"/>
             <wp:cNvGraphicFramePr>
               <a:graphicFrameLocks noChangeAspect="1"/>
@@ -1607,349 +1856,7 @@
                     <pic:cNvPicPr/>
                   </pic:nvPicPr>
                   <pic:blipFill>
-                    <a:blip r:embed="rId37"/>
-                    <a:stretch>
-                      <a:fillRect/>
-                    </a:stretch>
-                  </pic:blipFill>
-                  <pic:spPr>
-                    <a:xfrm>
-                      <a:off x="0" y="0"/>
-                      <a:ext cx="6096000" cy="4090416"/>
-                    </a:xfrm>
-                    <a:prstGeom prst="rect"/>
-                  </pic:spPr>
-                </pic:pic>
-              </a:graphicData>
-            </a:graphic>
-          </wp:inline>
-        </w:drawing>
-      </w:r>
-    </w:p>
-    <w:p>
-      <w:pPr/>
-      <w:r>
-        <w:rPr>
-          <w:lang w:val="pt_PT" w:bidi="pt_PT"/>
-        </w:rPr>
-      </w:r>
-      <w:hyperlink r:id="rId38">
-        <w:r>
-          <w:rPr>
-            <w:lang w:val="pt_PT" w:bidi="pt_PT"/>
-          </w:rPr>
-          <w:rPr>
-            <w:color w:val="0000EE"/>
-            <w:u w:val="single"/>
-          </w:rPr>
-          <w:t>link</w:t>
-        </w:r>
-      </w:hyperlink>
-      <w:r>
-        <w:rPr>
-          <w:lang w:val="pt_PT" w:bidi="pt_PT"/>
-        </w:rPr>
-      </w:r>
-      <w:r>
-        <w:rPr>
-          <w:lang w:val="pt_PT" w:bidi="pt_PT"/>
-        </w:rPr>
-      </w:r>
-    </w:p>
-    <w:p>
-      <w:pPr/>
-      <w:r>
-        <w:rPr>
-          <w:lang w:val="pt_PT" w:bidi="pt_PT"/>
-        </w:rPr>
-      </w:r>
-    </w:p>
-    <w:p>
-      <w:pPr>
-        <w:pStyle w:val="Heading2"/>
-      </w:pPr>
-      <w:r>
-        <w:rPr>
-          <w:lang w:val="pt_PT" w:bidi="pt_PT"/>
-        </w:rPr>
-        <w:t>Jumentinho</w:t>
-      </w:r>
-      <w:r>
-        <w:rPr>
-          <w:lang w:val="pt_PT" w:bidi="pt_PT"/>
-        </w:rPr>
-      </w:r>
-    </w:p>
-    <w:p>
-      <w:pPr>
-        <w:pStyle w:val="Heading4"/>
-      </w:pPr>
-      <w:r>
-        <w:rPr>
-          <w:lang w:val="pt_PT" w:bidi="pt_PT"/>
-        </w:rPr>
-        <w:t>Image Content</w:t>
-      </w:r>
-      <w:r>
-        <w:rPr>
-          <w:lang w:val="pt_PT" w:bidi="pt_PT"/>
-        </w:rPr>
-      </w:r>
-    </w:p>
-    <w:p>
-      <w:pPr/>
-      <w:r>
-        <w:rPr>
-          <w:lang w:val="pt_PT" w:bidi="pt_PT"/>
-        </w:rPr>
-      </w:r>
-    </w:p>
-    <w:p>
-      <w:r>
-        <w:drawing>
-          <wp:inline xmlns:a="http://schemas.openxmlformats.org/drawingml/2006/main" xmlns:pic="http://schemas.openxmlformats.org/drawingml/2006/picture">
-            <wp:extent cx="6096000" cy="4090416"/>
-            <wp:docPr id="14" name="Picture 14"/>
-            <wp:cNvGraphicFramePr>
-              <a:graphicFrameLocks noChangeAspect="1"/>
-            </wp:cNvGraphicFramePr>
-            <a:graphic>
-              <a:graphicData uri="http://schemas.openxmlformats.org/drawingml/2006/picture">
-                <pic:pic>
-                  <pic:nvPicPr>
-                    <pic:cNvPr id="0" name="image.jpg"/>
-                    <pic:cNvPicPr/>
-                  </pic:nvPicPr>
-                  <pic:blipFill>
-                    <a:blip r:embed="rId39"/>
-                    <a:stretch>
-                      <a:fillRect/>
-                    </a:stretch>
-                  </pic:blipFill>
-                  <pic:spPr>
-                    <a:xfrm>
-                      <a:off x="0" y="0"/>
-                      <a:ext cx="6096000" cy="4090416"/>
-                    </a:xfrm>
-                    <a:prstGeom prst="rect"/>
-                  </pic:spPr>
-                </pic:pic>
-              </a:graphicData>
-            </a:graphic>
-          </wp:inline>
-        </w:drawing>
-      </w:r>
-    </w:p>
-    <w:p>
-      <w:pPr/>
-      <w:r>
-        <w:rPr>
-          <w:lang w:val="pt_PT" w:bidi="pt_PT"/>
-        </w:rPr>
-      </w:r>
-      <w:hyperlink r:id="rId40">
-        <w:r>
-          <w:rPr>
-            <w:lang w:val="pt_PT" w:bidi="pt_PT"/>
-          </w:rPr>
-          <w:rPr>
-            <w:color w:val="0000EE"/>
-            <w:u w:val="single"/>
-          </w:rPr>
-          <w:t>link</w:t>
-        </w:r>
-      </w:hyperlink>
-      <w:r>
-        <w:rPr>
-          <w:lang w:val="pt_PT" w:bidi="pt_PT"/>
-        </w:rPr>
-      </w:r>
-      <w:r>
-        <w:rPr>
-          <w:lang w:val="pt_PT" w:bidi="pt_PT"/>
-        </w:rPr>
-      </w:r>
-    </w:p>
-    <w:p>
-      <w:pPr/>
-      <w:r>
-        <w:rPr>
-          <w:lang w:val="pt_PT" w:bidi="pt_PT"/>
-        </w:rPr>
-      </w:r>
-    </w:p>
-    <w:p>
-      <w:pPr>
-        <w:pStyle w:val="Heading2"/>
-      </w:pPr>
-      <w:r>
-        <w:rPr>
-          <w:lang w:val="pt_PT" w:bidi="pt_PT"/>
-        </w:rPr>
-        <w:t>Jumento adulto</w:t>
-      </w:r>
-      <w:r>
-        <w:rPr>
-          <w:lang w:val="pt_PT" w:bidi="pt_PT"/>
-        </w:rPr>
-      </w:r>
-    </w:p>
-    <w:p>
-      <w:pPr>
-        <w:pStyle w:val="Heading4"/>
-      </w:pPr>
-      <w:r>
-        <w:rPr>
-          <w:lang w:val="pt_PT" w:bidi="pt_PT"/>
-        </w:rPr>
-        <w:t>Image Content</w:t>
-      </w:r>
-      <w:r>
-        <w:rPr>
-          <w:lang w:val="pt_PT" w:bidi="pt_PT"/>
-        </w:rPr>
-      </w:r>
-    </w:p>
-    <w:p>
-      <w:pPr/>
-      <w:r>
-        <w:rPr>
-          <w:lang w:val="pt_PT" w:bidi="pt_PT"/>
-        </w:rPr>
-      </w:r>
-    </w:p>
-    <w:p>
-      <w:r>
-        <w:drawing>
-          <wp:inline xmlns:a="http://schemas.openxmlformats.org/drawingml/2006/main" xmlns:pic="http://schemas.openxmlformats.org/drawingml/2006/picture">
-            <wp:extent cx="6096000" cy="4066032"/>
-            <wp:docPr id="15" name="Picture 15"/>
-            <wp:cNvGraphicFramePr>
-              <a:graphicFrameLocks noChangeAspect="1"/>
-            </wp:cNvGraphicFramePr>
-            <a:graphic>
-              <a:graphicData uri="http://schemas.openxmlformats.org/drawingml/2006/picture">
-                <pic:pic>
-                  <pic:nvPicPr>
-                    <pic:cNvPr id="0" name="image.jpg"/>
-                    <pic:cNvPicPr/>
-                  </pic:nvPicPr>
-                  <pic:blipFill>
-                    <a:blip r:embed="rId41"/>
-                    <a:stretch>
-                      <a:fillRect/>
-                    </a:stretch>
-                  </pic:blipFill>
-                  <pic:spPr>
-                    <a:xfrm>
-                      <a:off x="0" y="0"/>
-                      <a:ext cx="6096000" cy="4066032"/>
-                    </a:xfrm>
-                    <a:prstGeom prst="rect"/>
-                  </pic:spPr>
-                </pic:pic>
-              </a:graphicData>
-            </a:graphic>
-          </wp:inline>
-        </w:drawing>
-      </w:r>
-    </w:p>
-    <w:p>
-      <w:pPr/>
-      <w:r>
-        <w:rPr>
-          <w:lang w:val="pt_PT" w:bidi="pt_PT"/>
-        </w:rPr>
-      </w:r>
-      <w:hyperlink r:id="rId42">
-        <w:r>
-          <w:rPr>
-            <w:lang w:val="pt_PT" w:bidi="pt_PT"/>
-          </w:rPr>
-          <w:rPr>
-            <w:color w:val="0000EE"/>
-            <w:u w:val="single"/>
-          </w:rPr>
-          <w:t>link</w:t>
-        </w:r>
-      </w:hyperlink>
-      <w:r>
-        <w:rPr>
-          <w:lang w:val="pt_PT" w:bidi="pt_PT"/>
-        </w:rPr>
-      </w:r>
-      <w:r>
-        <w:rPr>
-          <w:lang w:val="pt_PT" w:bidi="pt_PT"/>
-        </w:rPr>
-      </w:r>
-    </w:p>
-    <w:p>
-      <w:pPr/>
-      <w:r>
-        <w:rPr>
-          <w:lang w:val="pt_PT" w:bidi="pt_PT"/>
-        </w:rPr>
-      </w:r>
-    </w:p>
-    <w:p>
-      <w:pPr>
-        <w:pStyle w:val="Heading2"/>
-      </w:pPr>
-      <w:r>
-        <w:rPr>
-          <w:lang w:val="pt_PT" w:bidi="pt_PT"/>
-        </w:rPr>
-        <w:t>Jumento adulto</w:t>
-      </w:r>
-      <w:r>
-        <w:rPr>
-          <w:lang w:val="pt_PT" w:bidi="pt_PT"/>
-        </w:rPr>
-      </w:r>
-    </w:p>
-    <w:p>
-      <w:pPr>
-        <w:pStyle w:val="Heading4"/>
-      </w:pPr>
-      <w:r>
-        <w:rPr>
-          <w:lang w:val="pt_PT" w:bidi="pt_PT"/>
-        </w:rPr>
-        <w:t>Image Content</w:t>
-      </w:r>
-      <w:r>
-        <w:rPr>
-          <w:lang w:val="pt_PT" w:bidi="pt_PT"/>
-        </w:rPr>
-      </w:r>
-    </w:p>
-    <w:p>
-      <w:pPr/>
-      <w:r>
-        <w:rPr>
-          <w:lang w:val="pt_PT" w:bidi="pt_PT"/>
-        </w:rPr>
-      </w:r>
-    </w:p>
-    <w:p>
-      <w:r>
-        <w:drawing>
-          <wp:inline xmlns:a="http://schemas.openxmlformats.org/drawingml/2006/main" xmlns:pic="http://schemas.openxmlformats.org/drawingml/2006/picture">
-            <wp:extent cx="6096000" cy="3432048"/>
-            <wp:docPr id="16" name="Picture 16"/>
-            <wp:cNvGraphicFramePr>
-              <a:graphicFrameLocks noChangeAspect="1"/>
-            </wp:cNvGraphicFramePr>
-            <a:graphic>
-              <a:graphicData uri="http://schemas.openxmlformats.org/drawingml/2006/picture">
-                <pic:pic>
-                  <pic:nvPicPr>
-                    <pic:cNvPr id="0" name="image.jpg"/>
-                    <pic:cNvPicPr/>
-                  </pic:nvPicPr>
-                  <pic:blipFill>
-                    <a:blip r:embed="rId43"/>
+                    <a:blip r:embed="rId40"/>
                     <a:stretch>
                       <a:fillRect/>
                     </a:stretch>
@@ -1975,7 +1882,7 @@
           <w:lang w:val="pt_PT" w:bidi="pt_PT"/>
         </w:rPr>
       </w:r>
-      <w:hyperlink r:id="rId44">
+      <w:hyperlink r:id="rId41">
         <w:r>
           <w:rPr>
             <w:lang w:val="pt_PT" w:bidi="pt_PT"/>

--- a/por/docx/010.content.docx
+++ b/por/docx/010.content.docx
@@ -929,9 +929,258 @@
     </w:p>
     <w:p>
       <w:r>
+        <w:t>&lt;image: None&gt;</w:t>
+      </w:r>
+    </w:p>
+    <w:p>
+      <w:pPr/>
+      <w:r>
+        <w:rPr>
+          <w:lang w:val="pt_PT" w:bidi="pt_PT"/>
+        </w:rPr>
+      </w:r>
+      <w:hyperlink r:id="rId24">
+        <w:r>
+          <w:rPr>
+            <w:lang w:val="pt_PT" w:bidi="pt_PT"/>
+          </w:rPr>
+          <w:rPr>
+            <w:color w:val="0000EE"/>
+            <w:u w:val="single"/>
+          </w:rPr>
+          <w:t>link</w:t>
+        </w:r>
+      </w:hyperlink>
+      <w:r>
+        <w:rPr>
+          <w:lang w:val="pt_PT" w:bidi="pt_PT"/>
+        </w:rPr>
+      </w:r>
+      <w:r>
+        <w:rPr>
+          <w:lang w:val="pt_PT" w:bidi="pt_PT"/>
+        </w:rPr>
+      </w:r>
+    </w:p>
+    <w:p>
+      <w:pPr/>
+      <w:r>
+        <w:rPr>
+          <w:lang w:val="pt_PT" w:bidi="pt_PT"/>
+        </w:rPr>
+      </w:r>
+    </w:p>
+    <w:p>
+      <w:pPr>
+        <w:pStyle w:val="Heading2"/>
+      </w:pPr>
+      <w:r>
+        <w:rPr>
+          <w:lang w:val="pt_PT" w:bidi="pt_PT"/>
+        </w:rPr>
+        <w:t>Jesus e os discípulos em um barco</w:t>
+      </w:r>
+      <w:r>
+        <w:rPr>
+          <w:lang w:val="pt_PT" w:bidi="pt_PT"/>
+        </w:rPr>
+      </w:r>
+    </w:p>
+    <w:p>
+      <w:pPr>
+        <w:pStyle w:val="Heading4"/>
+      </w:pPr>
+      <w:r>
+        <w:rPr>
+          <w:lang w:val="pt_PT" w:bidi="pt_PT"/>
+        </w:rPr>
+        <w:t>Image Content</w:t>
+      </w:r>
+      <w:r>
+        <w:rPr>
+          <w:lang w:val="pt_PT" w:bidi="pt_PT"/>
+        </w:rPr>
+      </w:r>
+    </w:p>
+    <w:p>
+      <w:pPr/>
+      <w:r>
+        <w:rPr>
+          <w:lang w:val="pt_PT" w:bidi="pt_PT"/>
+        </w:rPr>
+      </w:r>
+    </w:p>
+    <w:p>
+      <w:r>
+        <w:t>&lt;image: None&gt;</w:t>
+      </w:r>
+    </w:p>
+    <w:p>
+      <w:pPr/>
+      <w:r>
+        <w:rPr>
+          <w:lang w:val="pt_PT" w:bidi="pt_PT"/>
+        </w:rPr>
+      </w:r>
+      <w:hyperlink r:id="rId25">
+        <w:r>
+          <w:rPr>
+            <w:lang w:val="pt_PT" w:bidi="pt_PT"/>
+          </w:rPr>
+          <w:rPr>
+            <w:color w:val="0000EE"/>
+            <w:u w:val="single"/>
+          </w:rPr>
+          <w:t>link</w:t>
+        </w:r>
+      </w:hyperlink>
+      <w:r>
+        <w:rPr>
+          <w:lang w:val="pt_PT" w:bidi="pt_PT"/>
+        </w:rPr>
+      </w:r>
+      <w:r>
+        <w:rPr>
+          <w:lang w:val="pt_PT" w:bidi="pt_PT"/>
+        </w:rPr>
+      </w:r>
+    </w:p>
+    <w:p>
+      <w:pPr/>
+      <w:r>
+        <w:rPr>
+          <w:lang w:val="pt_PT" w:bidi="pt_PT"/>
+        </w:rPr>
+      </w:r>
+    </w:p>
+    <w:p>
+      <w:pPr>
+        <w:pStyle w:val="Heading2"/>
+      </w:pPr>
+      <w:r>
+        <w:rPr>
+          <w:lang w:val="pt_PT" w:bidi="pt_PT"/>
+        </w:rPr>
+        <w:t>Jesus e os discípulos em um barco</w:t>
+      </w:r>
+      <w:r>
+        <w:rPr>
+          <w:lang w:val="pt_PT" w:bidi="pt_PT"/>
+        </w:rPr>
+      </w:r>
+    </w:p>
+    <w:p>
+      <w:pPr>
+        <w:pStyle w:val="Heading4"/>
+      </w:pPr>
+      <w:r>
+        <w:rPr>
+          <w:lang w:val="pt_PT" w:bidi="pt_PT"/>
+        </w:rPr>
+        <w:t>Image Content</w:t>
+      </w:r>
+      <w:r>
+        <w:rPr>
+          <w:lang w:val="pt_PT" w:bidi="pt_PT"/>
+        </w:rPr>
+      </w:r>
+    </w:p>
+    <w:p>
+      <w:pPr/>
+      <w:r>
+        <w:rPr>
+          <w:lang w:val="pt_PT" w:bidi="pt_PT"/>
+        </w:rPr>
+      </w:r>
+    </w:p>
+    <w:p>
+      <w:r>
+        <w:t>&lt;image: None&gt;</w:t>
+      </w:r>
+    </w:p>
+    <w:p>
+      <w:pPr/>
+      <w:r>
+        <w:rPr>
+          <w:lang w:val="pt_PT" w:bidi="pt_PT"/>
+        </w:rPr>
+      </w:r>
+      <w:hyperlink r:id="rId26">
+        <w:r>
+          <w:rPr>
+            <w:lang w:val="pt_PT" w:bidi="pt_PT"/>
+          </w:rPr>
+          <w:rPr>
+            <w:color w:val="0000EE"/>
+            <w:u w:val="single"/>
+          </w:rPr>
+          <w:t>link</w:t>
+        </w:r>
+      </w:hyperlink>
+      <w:r>
+        <w:rPr>
+          <w:lang w:val="pt_PT" w:bidi="pt_PT"/>
+        </w:rPr>
+      </w:r>
+      <w:r>
+        <w:rPr>
+          <w:lang w:val="pt_PT" w:bidi="pt_PT"/>
+        </w:rPr>
+      </w:r>
+    </w:p>
+    <w:p>
+      <w:pPr/>
+      <w:r>
+        <w:rPr>
+          <w:lang w:val="pt_PT" w:bidi="pt_PT"/>
+        </w:rPr>
+      </w:r>
+    </w:p>
+    <w:p>
+      <w:pPr>
+        <w:pStyle w:val="Heading2"/>
+      </w:pPr>
+      <w:r>
+        <w:rPr>
+          <w:lang w:val="pt_PT" w:bidi="pt_PT"/>
+        </w:rPr>
+        <w:t>Julgamento de Jesus pelo sumo sacerdote</w:t>
+      </w:r>
+      <w:r>
+        <w:rPr>
+          <w:lang w:val="pt_PT" w:bidi="pt_PT"/>
+        </w:rPr>
+      </w:r>
+    </w:p>
+    <w:p>
+      <w:pPr>
+        <w:pStyle w:val="Heading4"/>
+      </w:pPr>
+      <w:r>
+        <w:rPr>
+          <w:lang w:val="pt_PT" w:bidi="pt_PT"/>
+        </w:rPr>
+        <w:t>Image Content</w:t>
+      </w:r>
+      <w:r>
+        <w:rPr>
+          <w:lang w:val="pt_PT" w:bidi="pt_PT"/>
+        </w:rPr>
+      </w:r>
+    </w:p>
+    <w:p>
+      <w:pPr/>
+      <w:r>
+        <w:rPr>
+          <w:lang w:val="pt_PT" w:bidi="pt_PT"/>
+        </w:rPr>
+      </w:r>
+    </w:p>
+    <w:p>
+      <w:r>
         <w:drawing>
           <wp:inline xmlns:a="http://schemas.openxmlformats.org/drawingml/2006/main" xmlns:pic="http://schemas.openxmlformats.org/drawingml/2006/picture">
-            <wp:extent cx="6096000" cy="3413760"/>
+            <wp:extent cx="6096000" cy="5260848"/>
             <wp:docPr id="5" name="Picture 5"/>
             <wp:cNvGraphicFramePr>
               <a:graphicFrameLocks noChangeAspect="1"/>
@@ -944,349 +1193,7 @@
                     <pic:cNvPicPr/>
                   </pic:nvPicPr>
                   <pic:blipFill>
-                    <a:blip r:embed="rId24"/>
-                    <a:stretch>
-                      <a:fillRect/>
-                    </a:stretch>
-                  </pic:blipFill>
-                  <pic:spPr>
-                    <a:xfrm>
-                      <a:off x="0" y="0"/>
-                      <a:ext cx="6096000" cy="3413760"/>
-                    </a:xfrm>
-                    <a:prstGeom prst="rect"/>
-                  </pic:spPr>
-                </pic:pic>
-              </a:graphicData>
-            </a:graphic>
-          </wp:inline>
-        </w:drawing>
-      </w:r>
-    </w:p>
-    <w:p>
-      <w:pPr/>
-      <w:r>
-        <w:rPr>
-          <w:lang w:val="pt_PT" w:bidi="pt_PT"/>
-        </w:rPr>
-      </w:r>
-      <w:hyperlink r:id="rId25">
-        <w:r>
-          <w:rPr>
-            <w:lang w:val="pt_PT" w:bidi="pt_PT"/>
-          </w:rPr>
-          <w:rPr>
-            <w:color w:val="0000EE"/>
-            <w:u w:val="single"/>
-          </w:rPr>
-          <w:t>link</w:t>
-        </w:r>
-      </w:hyperlink>
-      <w:r>
-        <w:rPr>
-          <w:lang w:val="pt_PT" w:bidi="pt_PT"/>
-        </w:rPr>
-      </w:r>
-      <w:r>
-        <w:rPr>
-          <w:lang w:val="pt_PT" w:bidi="pt_PT"/>
-        </w:rPr>
-      </w:r>
-    </w:p>
-    <w:p>
-      <w:pPr/>
-      <w:r>
-        <w:rPr>
-          <w:lang w:val="pt_PT" w:bidi="pt_PT"/>
-        </w:rPr>
-      </w:r>
-    </w:p>
-    <w:p>
-      <w:pPr>
-        <w:pStyle w:val="Heading2"/>
-      </w:pPr>
-      <w:r>
-        <w:rPr>
-          <w:lang w:val="pt_PT" w:bidi="pt_PT"/>
-        </w:rPr>
-        <w:t>Jesus e os discípulos em um barco</w:t>
-      </w:r>
-      <w:r>
-        <w:rPr>
-          <w:lang w:val="pt_PT" w:bidi="pt_PT"/>
-        </w:rPr>
-      </w:r>
-    </w:p>
-    <w:p>
-      <w:pPr>
-        <w:pStyle w:val="Heading4"/>
-      </w:pPr>
-      <w:r>
-        <w:rPr>
-          <w:lang w:val="pt_PT" w:bidi="pt_PT"/>
-        </w:rPr>
-        <w:t>Image Content</w:t>
-      </w:r>
-      <w:r>
-        <w:rPr>
-          <w:lang w:val="pt_PT" w:bidi="pt_PT"/>
-        </w:rPr>
-      </w:r>
-    </w:p>
-    <w:p>
-      <w:pPr/>
-      <w:r>
-        <w:rPr>
-          <w:lang w:val="pt_PT" w:bidi="pt_PT"/>
-        </w:rPr>
-      </w:r>
-    </w:p>
-    <w:p>
-      <w:r>
-        <w:drawing>
-          <wp:inline xmlns:a="http://schemas.openxmlformats.org/drawingml/2006/main" xmlns:pic="http://schemas.openxmlformats.org/drawingml/2006/picture">
-            <wp:extent cx="6096000" cy="3413760"/>
-            <wp:docPr id="6" name="Picture 6"/>
-            <wp:cNvGraphicFramePr>
-              <a:graphicFrameLocks noChangeAspect="1"/>
-            </wp:cNvGraphicFramePr>
-            <a:graphic>
-              <a:graphicData uri="http://schemas.openxmlformats.org/drawingml/2006/picture">
-                <pic:pic>
-                  <pic:nvPicPr>
-                    <pic:cNvPr id="0" name="image.jpg"/>
-                    <pic:cNvPicPr/>
-                  </pic:nvPicPr>
-                  <pic:blipFill>
-                    <a:blip r:embed="rId26"/>
-                    <a:stretch>
-                      <a:fillRect/>
-                    </a:stretch>
-                  </pic:blipFill>
-                  <pic:spPr>
-                    <a:xfrm>
-                      <a:off x="0" y="0"/>
-                      <a:ext cx="6096000" cy="3413760"/>
-                    </a:xfrm>
-                    <a:prstGeom prst="rect"/>
-                  </pic:spPr>
-                </pic:pic>
-              </a:graphicData>
-            </a:graphic>
-          </wp:inline>
-        </w:drawing>
-      </w:r>
-    </w:p>
-    <w:p>
-      <w:pPr/>
-      <w:r>
-        <w:rPr>
-          <w:lang w:val="pt_PT" w:bidi="pt_PT"/>
-        </w:rPr>
-      </w:r>
-      <w:hyperlink r:id="rId27">
-        <w:r>
-          <w:rPr>
-            <w:lang w:val="pt_PT" w:bidi="pt_PT"/>
-          </w:rPr>
-          <w:rPr>
-            <w:color w:val="0000EE"/>
-            <w:u w:val="single"/>
-          </w:rPr>
-          <w:t>link</w:t>
-        </w:r>
-      </w:hyperlink>
-      <w:r>
-        <w:rPr>
-          <w:lang w:val="pt_PT" w:bidi="pt_PT"/>
-        </w:rPr>
-      </w:r>
-      <w:r>
-        <w:rPr>
-          <w:lang w:val="pt_PT" w:bidi="pt_PT"/>
-        </w:rPr>
-      </w:r>
-    </w:p>
-    <w:p>
-      <w:pPr/>
-      <w:r>
-        <w:rPr>
-          <w:lang w:val="pt_PT" w:bidi="pt_PT"/>
-        </w:rPr>
-      </w:r>
-    </w:p>
-    <w:p>
-      <w:pPr>
-        <w:pStyle w:val="Heading2"/>
-      </w:pPr>
-      <w:r>
-        <w:rPr>
-          <w:lang w:val="pt_PT" w:bidi="pt_PT"/>
-        </w:rPr>
-        <w:t>Jesus e os discípulos em um barco</w:t>
-      </w:r>
-      <w:r>
-        <w:rPr>
-          <w:lang w:val="pt_PT" w:bidi="pt_PT"/>
-        </w:rPr>
-      </w:r>
-    </w:p>
-    <w:p>
-      <w:pPr>
-        <w:pStyle w:val="Heading4"/>
-      </w:pPr>
-      <w:r>
-        <w:rPr>
-          <w:lang w:val="pt_PT" w:bidi="pt_PT"/>
-        </w:rPr>
-        <w:t>Image Content</w:t>
-      </w:r>
-      <w:r>
-        <w:rPr>
-          <w:lang w:val="pt_PT" w:bidi="pt_PT"/>
-        </w:rPr>
-      </w:r>
-    </w:p>
-    <w:p>
-      <w:pPr/>
-      <w:r>
-        <w:rPr>
-          <w:lang w:val="pt_PT" w:bidi="pt_PT"/>
-        </w:rPr>
-      </w:r>
-    </w:p>
-    <w:p>
-      <w:r>
-        <w:drawing>
-          <wp:inline xmlns:a="http://schemas.openxmlformats.org/drawingml/2006/main" xmlns:pic="http://schemas.openxmlformats.org/drawingml/2006/picture">
-            <wp:extent cx="6096000" cy="3901440"/>
-            <wp:docPr id="7" name="Picture 7"/>
-            <wp:cNvGraphicFramePr>
-              <a:graphicFrameLocks noChangeAspect="1"/>
-            </wp:cNvGraphicFramePr>
-            <a:graphic>
-              <a:graphicData uri="http://schemas.openxmlformats.org/drawingml/2006/picture">
-                <pic:pic>
-                  <pic:nvPicPr>
-                    <pic:cNvPr id="0" name="image.jpg"/>
-                    <pic:cNvPicPr/>
-                  </pic:nvPicPr>
-                  <pic:blipFill>
-                    <a:blip r:embed="rId28"/>
-                    <a:stretch>
-                      <a:fillRect/>
-                    </a:stretch>
-                  </pic:blipFill>
-                  <pic:spPr>
-                    <a:xfrm>
-                      <a:off x="0" y="0"/>
-                      <a:ext cx="6096000" cy="3901440"/>
-                    </a:xfrm>
-                    <a:prstGeom prst="rect"/>
-                  </pic:spPr>
-                </pic:pic>
-              </a:graphicData>
-            </a:graphic>
-          </wp:inline>
-        </w:drawing>
-      </w:r>
-    </w:p>
-    <w:p>
-      <w:pPr/>
-      <w:r>
-        <w:rPr>
-          <w:lang w:val="pt_PT" w:bidi="pt_PT"/>
-        </w:rPr>
-      </w:r>
-      <w:hyperlink r:id="rId29">
-        <w:r>
-          <w:rPr>
-            <w:lang w:val="pt_PT" w:bidi="pt_PT"/>
-          </w:rPr>
-          <w:rPr>
-            <w:color w:val="0000EE"/>
-            <w:u w:val="single"/>
-          </w:rPr>
-          <w:t>link</w:t>
-        </w:r>
-      </w:hyperlink>
-      <w:r>
-        <w:rPr>
-          <w:lang w:val="pt_PT" w:bidi="pt_PT"/>
-        </w:rPr>
-      </w:r>
-      <w:r>
-        <w:rPr>
-          <w:lang w:val="pt_PT" w:bidi="pt_PT"/>
-        </w:rPr>
-      </w:r>
-    </w:p>
-    <w:p>
-      <w:pPr/>
-      <w:r>
-        <w:rPr>
-          <w:lang w:val="pt_PT" w:bidi="pt_PT"/>
-        </w:rPr>
-      </w:r>
-    </w:p>
-    <w:p>
-      <w:pPr>
-        <w:pStyle w:val="Heading2"/>
-      </w:pPr>
-      <w:r>
-        <w:rPr>
-          <w:lang w:val="pt_PT" w:bidi="pt_PT"/>
-        </w:rPr>
-        <w:t>Julgamento de Jesus pelo sumo sacerdote</w:t>
-      </w:r>
-      <w:r>
-        <w:rPr>
-          <w:lang w:val="pt_PT" w:bidi="pt_PT"/>
-        </w:rPr>
-      </w:r>
-    </w:p>
-    <w:p>
-      <w:pPr>
-        <w:pStyle w:val="Heading4"/>
-      </w:pPr>
-      <w:r>
-        <w:rPr>
-          <w:lang w:val="pt_PT" w:bidi="pt_PT"/>
-        </w:rPr>
-        <w:t>Image Content</w:t>
-      </w:r>
-      <w:r>
-        <w:rPr>
-          <w:lang w:val="pt_PT" w:bidi="pt_PT"/>
-        </w:rPr>
-      </w:r>
-    </w:p>
-    <w:p>
-      <w:pPr/>
-      <w:r>
-        <w:rPr>
-          <w:lang w:val="pt_PT" w:bidi="pt_PT"/>
-        </w:rPr>
-      </w:r>
-    </w:p>
-    <w:p>
-      <w:r>
-        <w:drawing>
-          <wp:inline xmlns:a="http://schemas.openxmlformats.org/drawingml/2006/main" xmlns:pic="http://schemas.openxmlformats.org/drawingml/2006/picture">
-            <wp:extent cx="6096000" cy="5260848"/>
-            <wp:docPr id="8" name="Picture 8"/>
-            <wp:cNvGraphicFramePr>
-              <a:graphicFrameLocks noChangeAspect="1"/>
-            </wp:cNvGraphicFramePr>
-            <a:graphic>
-              <a:graphicData uri="http://schemas.openxmlformats.org/drawingml/2006/picture">
-                <pic:pic>
-                  <pic:nvPicPr>
-                    <pic:cNvPr id="0" name="image.jpg"/>
-                    <pic:cNvPicPr/>
-                  </pic:nvPicPr>
-                  <pic:blipFill>
-                    <a:blip r:embed="rId30"/>
+                    <a:blip r:embed="rId27"/>
                     <a:stretch>
                       <a:fillRect/>
                     </a:stretch>
@@ -1312,7 +1219,7 @@
           <w:lang w:val="pt_PT" w:bidi="pt_PT"/>
         </w:rPr>
       </w:r>
-      <w:hyperlink r:id="rId31">
+      <w:hyperlink r:id="rId28">
         <w:r>
           <w:rPr>
             <w:lang w:val="pt_PT" w:bidi="pt_PT"/>
@@ -1388,7 +1295,7 @@
         <w:drawing>
           <wp:inline xmlns:a="http://schemas.openxmlformats.org/drawingml/2006/main" xmlns:pic="http://schemas.openxmlformats.org/drawingml/2006/picture">
             <wp:extent cx="6096000" cy="4090416"/>
-            <wp:docPr id="9" name="Picture 9"/>
+            <wp:docPr id="6" name="Picture 6"/>
             <wp:cNvGraphicFramePr>
               <a:graphicFrameLocks noChangeAspect="1"/>
             </wp:cNvGraphicFramePr>
@@ -1400,7 +1307,7 @@
                     <pic:cNvPicPr/>
                   </pic:nvPicPr>
                   <pic:blipFill>
-                    <a:blip r:embed="rId32"/>
+                    <a:blip r:embed="rId29"/>
                     <a:stretch>
                       <a:fillRect/>
                     </a:stretch>
@@ -1426,7 +1333,7 @@
           <w:lang w:val="pt_PT" w:bidi="pt_PT"/>
         </w:rPr>
       </w:r>
-      <w:hyperlink r:id="rId33">
+      <w:hyperlink r:id="rId30">
         <w:r>
           <w:rPr>
             <w:lang w:val="pt_PT" w:bidi="pt_PT"/>
@@ -1502,7 +1409,7 @@
         <w:drawing>
           <wp:inline xmlns:a="http://schemas.openxmlformats.org/drawingml/2006/main" xmlns:pic="http://schemas.openxmlformats.org/drawingml/2006/picture">
             <wp:extent cx="6096000" cy="4090416"/>
-            <wp:docPr id="10" name="Picture 10"/>
+            <wp:docPr id="7" name="Picture 7"/>
             <wp:cNvGraphicFramePr>
               <a:graphicFrameLocks noChangeAspect="1"/>
             </wp:cNvGraphicFramePr>
@@ -1514,7 +1421,7 @@
                     <pic:cNvPicPr/>
                   </pic:nvPicPr>
                   <pic:blipFill>
-                    <a:blip r:embed="rId34"/>
+                    <a:blip r:embed="rId31"/>
                     <a:stretch>
                       <a:fillRect/>
                     </a:stretch>
@@ -1540,7 +1447,7 @@
           <w:lang w:val="pt_PT" w:bidi="pt_PT"/>
         </w:rPr>
       </w:r>
-      <w:hyperlink r:id="rId35">
+      <w:hyperlink r:id="rId32">
         <w:r>
           <w:rPr>
             <w:lang w:val="pt_PT" w:bidi="pt_PT"/>
@@ -1616,7 +1523,7 @@
         <w:drawing>
           <wp:inline xmlns:a="http://schemas.openxmlformats.org/drawingml/2006/main" xmlns:pic="http://schemas.openxmlformats.org/drawingml/2006/picture">
             <wp:extent cx="6096000" cy="4090416"/>
-            <wp:docPr id="11" name="Picture 11"/>
+            <wp:docPr id="8" name="Picture 8"/>
             <wp:cNvGraphicFramePr>
               <a:graphicFrameLocks noChangeAspect="1"/>
             </wp:cNvGraphicFramePr>
@@ -1628,7 +1535,7 @@
                     <pic:cNvPicPr/>
                   </pic:nvPicPr>
                   <pic:blipFill>
-                    <a:blip r:embed="rId36"/>
+                    <a:blip r:embed="rId33"/>
                     <a:stretch>
                       <a:fillRect/>
                     </a:stretch>
@@ -1654,7 +1561,7 @@
           <w:lang w:val="pt_PT" w:bidi="pt_PT"/>
         </w:rPr>
       </w:r>
-      <w:hyperlink r:id="rId37">
+      <w:hyperlink r:id="rId34">
         <w:r>
           <w:rPr>
             <w:lang w:val="pt_PT" w:bidi="pt_PT"/>
@@ -1730,7 +1637,7 @@
         <w:drawing>
           <wp:inline xmlns:a="http://schemas.openxmlformats.org/drawingml/2006/main" xmlns:pic="http://schemas.openxmlformats.org/drawingml/2006/picture">
             <wp:extent cx="6096000" cy="4066032"/>
-            <wp:docPr id="12" name="Picture 12"/>
+            <wp:docPr id="9" name="Picture 9"/>
             <wp:cNvGraphicFramePr>
               <a:graphicFrameLocks noChangeAspect="1"/>
             </wp:cNvGraphicFramePr>
@@ -1742,7 +1649,7 @@
                     <pic:cNvPicPr/>
                   </pic:nvPicPr>
                   <pic:blipFill>
-                    <a:blip r:embed="rId38"/>
+                    <a:blip r:embed="rId35"/>
                     <a:stretch>
                       <a:fillRect/>
                     </a:stretch>
@@ -1768,7 +1675,7 @@
           <w:lang w:val="pt_PT" w:bidi="pt_PT"/>
         </w:rPr>
       </w:r>
-      <w:hyperlink r:id="rId39">
+      <w:hyperlink r:id="rId36">
         <w:r>
           <w:rPr>
             <w:lang w:val="pt_PT" w:bidi="pt_PT"/>
@@ -1844,7 +1751,7 @@
         <w:drawing>
           <wp:inline xmlns:a="http://schemas.openxmlformats.org/drawingml/2006/main" xmlns:pic="http://schemas.openxmlformats.org/drawingml/2006/picture">
             <wp:extent cx="6096000" cy="3432048"/>
-            <wp:docPr id="13" name="Picture 13"/>
+            <wp:docPr id="10" name="Picture 10"/>
             <wp:cNvGraphicFramePr>
               <a:graphicFrameLocks noChangeAspect="1"/>
             </wp:cNvGraphicFramePr>
@@ -1856,7 +1763,7 @@
                     <pic:cNvPicPr/>
                   </pic:nvPicPr>
                   <pic:blipFill>
-                    <a:blip r:embed="rId40"/>
+                    <a:blip r:embed="rId37"/>
                     <a:stretch>
                       <a:fillRect/>
                     </a:stretch>
@@ -1882,7 +1789,7 @@
           <w:lang w:val="pt_PT" w:bidi="pt_PT"/>
         </w:rPr>
       </w:r>
-      <w:hyperlink r:id="rId41">
+      <w:hyperlink r:id="rId38">
         <w:r>
           <w:rPr>
             <w:lang w:val="pt_PT" w:bidi="pt_PT"/>
